--- a/templates/Speculator_Report_Full.docx
+++ b/templates/Speculator_Report_Full.docx
@@ -249,7 +249,7 @@
           <w:i/>
           <w:color w:val="595959"/>
         </w:rPr>
-        <w:t>[Confidence: High = several independent, reliable sources agree; Moderate = credible but not fully corroborated; Low = single or questionable source, treat as a lead. Likelihood words: almost no chance, very unlikely, unlikely, roughly even chance, likely, very likely, almost certain.]</w:t>
+        <w:t>[Confidence: High = several independent, reliable sources agree; Moderate = credible but not fully corroborated; Low = single or questionable source, treat as a lead. Likelihood words (ICD 203, one row only): almost no chance, very unlikely, unlikely, roughly even chance, likely, very likely, almost certain. Never put a confidence level and a likelihood word in the same sentence.]</w:t>
       </w:r>
     </w:p>
     <w:tbl>
@@ -1231,7 +1231,7 @@
           <w:i/>
           <w:color w:val="595959"/>
         </w:rPr>
-        <w:t>[One row per source. The evidence folder is the Speculator folder for the target (~/Downloads/evidence/&lt;target&gt;/, session log in logs/); compute the SHA-256 of each file with sha256sum, so every statement can be traced back to the exact capture. Source reliability A (reliable) to F (cannot be judged); information credibility 1 (confirmed by other sources) to 6 (cannot be judged).]</w:t>
+        <w:t>[One row per source. The evidence folder is the Speculator folder for the target (~/Downloads/evidence/&lt;target&gt;/, session log in logs/); compute the SHA-256 of each file with sha256sum, so every statement can be traced back to the exact capture. Grade (UNODC 4 x 4): source A = no doubt about reliability, B = mostly reliable, C = mostly unreliable, X = cannot be judged; information 1 = no doubt about accuracy, 2 = known personally to the source, 3 = not known personally but corroborated, 4 = not known personally and not corroborated. Grade the source and the information separately, e.g. B2.]</w:t>
       </w:r>
     </w:p>
     <w:tbl>
@@ -1344,7 +1344,7 @@
               <w:rPr>
                 <w:b/>
               </w:rPr>
-              <w:t>Rel./Cred.</w:t>
+              <w:t>Grade</w:t>
             </w:r>
           </w:p>
         </w:tc>

--- a/templates/Speculator_Report_Full.docx
+++ b/templates/Speculator_Report_Full.docx
@@ -84,7 +84,7 @@
               <w:rPr>
                 <w:b/>
               </w:rPr>
-              <w:t>Subject(s)</w:t>
+              <w:t>Version</w:t>
             </w:r>
           </w:p>
         </w:tc>
@@ -104,7 +104,7 @@
               <w:rPr>
                 <w:b/>
               </w:rPr>
-              <w:t>Requested by</w:t>
+              <w:t>Subject(s)</w:t>
             </w:r>
           </w:p>
         </w:tc>
@@ -126,7 +126,7 @@
               <w:rPr>
                 <w:b/>
               </w:rPr>
-              <w:t>Prepared by</w:t>
+              <w:t>Requested by</w:t>
             </w:r>
           </w:p>
         </w:tc>
@@ -146,7 +146,7 @@
               <w:rPr>
                 <w:b/>
               </w:rPr>
-              <w:t>Reviewed by</w:t>
+              <w:t>Prepared by</w:t>
             </w:r>
           </w:p>
         </w:tc>
@@ -168,7 +168,7 @@
               <w:rPr>
                 <w:b/>
               </w:rPr>
-              <w:t>Date of report</w:t>
+              <w:t>Reviewed by</w:t>
             </w:r>
           </w:p>
         </w:tc>
@@ -188,7 +188,49 @@
               <w:rPr>
                 <w:b/>
               </w:rPr>
+              <w:t>Date of report (UTC)</w:t>
+            </w:r>
+          </w:p>
+        </w:tc>
+        <w:tc>
+          <w:tcPr>
+            <w:tcW w:type="dxa" w:w="2160"/>
+          </w:tcPr>
+          <w:p/>
+        </w:tc>
+      </w:tr>
+      <w:tr>
+        <w:tc>
+          <w:tcPr>
+            <w:tcW w:type="dxa" w:w="2160"/>
+            <w:shd w:val="clear" w:color="auto" w:fill="E7F2F1"/>
+          </w:tcPr>
+          <w:p>
+            <w:r>
+              <w:rPr>
+                <w:b/>
+              </w:rPr>
               <w:t>Period covered</w:t>
+            </w:r>
+          </w:p>
+        </w:tc>
+        <w:tc>
+          <w:tcPr>
+            <w:tcW w:type="dxa" w:w="2160"/>
+          </w:tcPr>
+          <w:p/>
+        </w:tc>
+        <w:tc>
+          <w:tcPr>
+            <w:tcW w:type="dxa" w:w="2160"/>
+            <w:shd w:val="clear" w:color="auto" w:fill="E7F2F1"/>
+          </w:tcPr>
+          <w:p>
+            <w:r>
+              <w:rPr>
+                <w:b/>
+              </w:rPr>
+              <w:t>Handling (e.g. TLP:AMBER)</w:t>
             </w:r>
           </w:p>
         </w:tc>
@@ -215,7 +257,7 @@
           <w:i/>
           <w:color w:val="595959"/>
         </w:rPr>
-        <w:t>[Three to five sentences a busy reader can act on: what was asked, what was found, how confident you are, what you recommend.]</w:t>
+        <w:t>[Three to five sentences a busy reader can act on: the question that was asked, what was found, what it means, how sure you are. If this report changes the judgement of an earlier one, say so here and why.]</w:t>
       </w:r>
     </w:p>
     <w:p>
@@ -240,7 +282,7 @@
         <w:pStyle w:val="Heading1"/>
       </w:pPr>
       <w:r>
-        <w:t>3. Key findings</w:t>
+        <w:t>3. Key judgements</w:t>
       </w:r>
     </w:p>
     <w:p>
@@ -249,7 +291,200 @@
           <w:i/>
           <w:color w:val="595959"/>
         </w:rPr>
-        <w:t>[Confidence: High = several independent, reliable sources agree; Moderate = credible but not fully corroborated; Low = single or questionable source, treat as a lead. Likelihood words (ICD 203, one row only): almost no chance, very unlikely, unlikely, roughly even chance, likely, very likely, almost certain. Never put a confidence level and a likelihood word in the same sentence.]</w:t>
+        <w:t>[Key judgements: numbered, one sentence each, each with either a likelihood word or a confidence level and the findings or sources it rests on. Confidence: High = several independent, reliable sources agree; Moderate = credible but not fully corroborated; Low = single or questionable source, treat as a lead. Likelihood words (ICD 203, one row only): almost no chance, very unlikely, unlikely, roughly even chance, likely, very likely, almost certain. Never put a confidence level and a likelihood word in the same sentence.]</w:t>
+      </w:r>
+    </w:p>
+    <w:tbl>
+      <w:tblPr>
+        <w:tblStyle w:val="TableGrid"/>
+        <w:tblW w:type="auto" w:w="0"/>
+        <w:tblLook w:firstColumn="1" w:firstRow="1" w:lastColumn="0" w:lastRow="0" w:noHBand="0" w:noVBand="1" w:val="04A0"/>
+      </w:tblPr>
+      <w:tblGrid>
+        <w:gridCol w:w="2160"/>
+        <w:gridCol w:w="2160"/>
+        <w:gridCol w:w="2160"/>
+        <w:gridCol w:w="2160"/>
+      </w:tblGrid>
+      <w:tr>
+        <w:tc>
+          <w:tcPr>
+            <w:tcW w:type="dxa" w:w="2160"/>
+            <w:shd w:val="clear" w:color="auto" w:fill="E7F2F1"/>
+          </w:tcPr>
+          <w:p>
+            <w:r>
+              <w:rPr>
+                <w:b/>
+              </w:rPr>
+              <w:t>#</w:t>
+            </w:r>
+          </w:p>
+        </w:tc>
+        <w:tc>
+          <w:tcPr>
+            <w:tcW w:type="dxa" w:w="2160"/>
+            <w:shd w:val="clear" w:color="auto" w:fill="E7F2F1"/>
+          </w:tcPr>
+          <w:p>
+            <w:r>
+              <w:rPr>
+                <w:b/>
+              </w:rPr>
+              <w:t>Judgement</w:t>
+            </w:r>
+          </w:p>
+        </w:tc>
+        <w:tc>
+          <w:tcPr>
+            <w:tcW w:type="dxa" w:w="2160"/>
+            <w:shd w:val="clear" w:color="auto" w:fill="E7F2F1"/>
+          </w:tcPr>
+          <w:p>
+            <w:r>
+              <w:rPr>
+                <w:b/>
+              </w:rPr>
+              <w:t>Likelihood or confidence</w:t>
+            </w:r>
+          </w:p>
+        </w:tc>
+        <w:tc>
+          <w:tcPr>
+            <w:tcW w:type="dxa" w:w="2160"/>
+            <w:shd w:val="clear" w:color="auto" w:fill="E7F2F1"/>
+          </w:tcPr>
+          <w:p>
+            <w:r>
+              <w:rPr>
+                <w:b/>
+              </w:rPr>
+              <w:t>Based on (Findings / Sources)</w:t>
+            </w:r>
+          </w:p>
+        </w:tc>
+      </w:tr>
+      <w:tr>
+        <w:tc>
+          <w:tcPr>
+            <w:tcW w:type="dxa" w:w="2160"/>
+          </w:tcPr>
+          <w:p/>
+        </w:tc>
+        <w:tc>
+          <w:tcPr>
+            <w:tcW w:type="dxa" w:w="2160"/>
+          </w:tcPr>
+          <w:p/>
+        </w:tc>
+        <w:tc>
+          <w:tcPr>
+            <w:tcW w:type="dxa" w:w="2160"/>
+          </w:tcPr>
+          <w:p/>
+        </w:tc>
+        <w:tc>
+          <w:tcPr>
+            <w:tcW w:type="dxa" w:w="2160"/>
+          </w:tcPr>
+          <w:p/>
+        </w:tc>
+      </w:tr>
+      <w:tr>
+        <w:tc>
+          <w:tcPr>
+            <w:tcW w:type="dxa" w:w="2160"/>
+          </w:tcPr>
+          <w:p/>
+        </w:tc>
+        <w:tc>
+          <w:tcPr>
+            <w:tcW w:type="dxa" w:w="2160"/>
+          </w:tcPr>
+          <w:p/>
+        </w:tc>
+        <w:tc>
+          <w:tcPr>
+            <w:tcW w:type="dxa" w:w="2160"/>
+          </w:tcPr>
+          <w:p/>
+        </w:tc>
+        <w:tc>
+          <w:tcPr>
+            <w:tcW w:type="dxa" w:w="2160"/>
+          </w:tcPr>
+          <w:p/>
+        </w:tc>
+      </w:tr>
+      <w:tr>
+        <w:tc>
+          <w:tcPr>
+            <w:tcW w:type="dxa" w:w="2160"/>
+          </w:tcPr>
+          <w:p/>
+        </w:tc>
+        <w:tc>
+          <w:tcPr>
+            <w:tcW w:type="dxa" w:w="2160"/>
+          </w:tcPr>
+          <w:p/>
+        </w:tc>
+        <w:tc>
+          <w:tcPr>
+            <w:tcW w:type="dxa" w:w="2160"/>
+          </w:tcPr>
+          <w:p/>
+        </w:tc>
+        <w:tc>
+          <w:tcPr>
+            <w:tcW w:type="dxa" w:w="2160"/>
+          </w:tcPr>
+          <w:p/>
+        </w:tc>
+      </w:tr>
+      <w:tr>
+        <w:tc>
+          <w:tcPr>
+            <w:tcW w:type="dxa" w:w="2160"/>
+          </w:tcPr>
+          <w:p/>
+        </w:tc>
+        <w:tc>
+          <w:tcPr>
+            <w:tcW w:type="dxa" w:w="2160"/>
+          </w:tcPr>
+          <w:p/>
+        </w:tc>
+        <w:tc>
+          <w:tcPr>
+            <w:tcW w:type="dxa" w:w="2160"/>
+          </w:tcPr>
+          <w:p/>
+        </w:tc>
+        <w:tc>
+          <w:tcPr>
+            <w:tcW w:type="dxa" w:w="2160"/>
+          </w:tcPr>
+          <w:p/>
+        </w:tc>
+      </w:tr>
+    </w:tbl>
+    <w:p/>
+    <w:p>
+      <w:pPr>
+        <w:pStyle w:val="Heading1"/>
+      </w:pPr>
+      <w:r>
+        <w:t>4. Findings</w:t>
+      </w:r>
+    </w:p>
+    <w:p>
+      <w:r>
+        <w:rPr>
+          <w:i/>
+          <w:color w:val="595959"/>
+        </w:rPr>
+        <w:t>[Findings are the facts established, stated plainly: facts take no likelihood word and no confidence level. Each carries the references of its sources (S1, S2) and their 4 x 4 grades (e.g. B2). Anything inferred is a judgement: put it under Key judgements or Analysis.]</w:t>
       </w:r>
     </w:p>
     <w:tbl>
@@ -303,7 +538,7 @@
               <w:rPr>
                 <w:b/>
               </w:rPr>
-              <w:t>Confidence</w:t>
+              <w:t>Sources (Ref)</w:t>
             </w:r>
           </w:p>
         </w:tc>
@@ -317,7 +552,7 @@
               <w:rPr>
                 <w:b/>
               </w:rPr>
-              <w:t>Sources (Ref)</w:t>
+              <w:t>Grade (4 x 4)</w:t>
             </w:r>
           </w:p>
         </w:tc>
@@ -459,7 +694,7 @@
         <w:pStyle w:val="Heading1"/>
       </w:pPr>
       <w:r>
-        <w:t>4. Subject overview</w:t>
+        <w:t>5. Subject overview</w:t>
       </w:r>
     </w:p>
     <w:tbl>
@@ -699,7 +934,7 @@
         <w:pStyle w:val="Heading2"/>
       </w:pPr>
       <w:r>
-        <w:t>Online presence</w:t>
+        <w:t>5.1 Online presence</w:t>
       </w:r>
     </w:p>
     <w:tbl>
@@ -986,7 +1221,7 @@
         <w:pStyle w:val="Heading1"/>
       </w:pPr>
       <w:r>
-        <w:t>5. Narrative</w:t>
+        <w:t>6. Narrative</w:t>
       </w:r>
     </w:p>
     <w:p>
@@ -1003,7 +1238,7 @@
         <w:pStyle w:val="Heading1"/>
       </w:pPr>
       <w:r>
-        <w:t>6. Timeline</w:t>
+        <w:t>7. Timeline</w:t>
       </w:r>
     </w:p>
     <w:tbl>
@@ -1188,7 +1423,7 @@
         <w:pStyle w:val="Heading1"/>
       </w:pPr>
       <w:r>
-        <w:t>7. Analysis</w:t>
+        <w:t>8. Analysis</w:t>
       </w:r>
     </w:p>
     <w:p>
@@ -1197,7 +1432,7 @@
           <w:i/>
           <w:color w:val="595959"/>
         </w:rPr>
-        <w:t>[Links between people, accounts and infrastructure; alternative explanations you considered and why you discarded them; gaps that remain and how they could be closed.]</w:t>
+        <w:t>[How the findings support the key judgements: links between people, accounts and infrastructure; the alternative explanations you considered and why you rejected them; the key assumptions the judgements depend on.]</w:t>
       </w:r>
     </w:p>
     <w:p>
@@ -1205,7 +1440,7 @@
         <w:pStyle w:val="Heading1"/>
       </w:pPr>
       <w:r>
-        <w:t>8. Recommendations</w:t>
+        <w:t>9. Gaps and next steps</w:t>
       </w:r>
     </w:p>
     <w:p>
@@ -1214,7 +1449,7 @@
           <w:i/>
           <w:color w:val="595959"/>
         </w:rPr>
-        <w:t>[Next steps, further collection, referrals.]</w:t>
+        <w:t>[What you could not establish, what would close each gap (further collection, referrals), and the indicators that would change the judgements.]</w:t>
       </w:r>
     </w:p>
     <w:p>
@@ -1222,7 +1457,24 @@
         <w:pStyle w:val="Heading1"/>
       </w:pPr>
       <w:r>
-        <w:t>Sources and evidence</w:t>
+        <w:t>10. Recommendations (only if requested)</w:t>
+      </w:r>
+    </w:p>
+    <w:p>
+      <w:r>
+        <w:rPr>
+          <w:i/>
+          <w:color w:val="595959"/>
+        </w:rPr>
+        <w:t>[Only if the requester asked for recommendations: the actions, kept in this section and nowhere else. Otherwise delete this section.]</w:t>
+      </w:r>
+    </w:p>
+    <w:p>
+      <w:pPr>
+        <w:pStyle w:val="Heading1"/>
+      </w:pPr>
+      <w:r>
+        <w:t>11. Sources and evidence</w:t>
       </w:r>
     </w:p>
     <w:p>
@@ -1620,7 +1872,7 @@
         <w:pStyle w:val="Heading1"/>
       </w:pPr>
       <w:r>
-        <w:t>Method and limitations</w:t>
+        <w:t>12. Method and limitations</w:t>
       </w:r>
     </w:p>
     <w:p>
@@ -1629,7 +1881,24 @@
           <w:i/>
           <w:color w:val="595959"/>
         </w:rPr>
-        <w:t>[Workstation and tools used (Speculator version), research identity and network used, date range of collection, and the limits of open sources for this question.]</w:t>
+        <w:t>[Workstation and tools used (Speculator version), research identity and network used, date range of collection, what was not searched and why, and the limits of open sources for this question.]</w:t>
+      </w:r>
+    </w:p>
+    <w:p>
+      <w:pPr>
+        <w:pStyle w:val="Heading1"/>
+      </w:pPr>
+      <w:r>
+        <w:t>13. Annexes</w:t>
+      </w:r>
+    </w:p>
+    <w:p>
+      <w:r>
+        <w:rPr>
+          <w:i/>
+          <w:color w:val="595959"/>
+        </w:rPr>
+        <w:t>[Charts, timelines, maps, screenshots, raw extracts, for example Quaesitor or Flowsint charts exported to PDF. An annex supports the report, it does not replace it.]</w:t>
       </w:r>
     </w:p>
     <w:sectPr>
